--- a/docs/project/word/README.docx
+++ b/docs/project/word/README.docx
@@ -11,12 +11,51 @@
       </w:r>
     </w:p>
     <w:p>
+      <w:pPr>
+        <w:ind w:left="0"/>
+      </w:pPr>
       <w:r>
-        <w:fldChar w:fldCharType="begin"/>
-        <w:instrText xml:space="preserve">TOC \o "1-3" \h \z \u</w:instrText>
-        <w:fldChar w:fldCharType="separate"/>
-        <w:t>Table of contents (right-click, Update Field)</w:t>
-        <w:fldChar w:fldCharType="end"/>
+        <w:rPr>
+          <w:b/>
+          <w:sz w:val="20"/>
+        </w:rPr>
+        <w:t>Contents</w:t>
+      </w:r>
+    </w:p>
+    <w:p>
+      <w:pPr>
+        <w:ind w:left="0"/>
+      </w:pPr>
+      <w:r>
+        <w:rPr>
+          <w:b/>
+          <w:sz w:val="20"/>
+        </w:rPr>
+        <w:t>Helm project documents</w:t>
+      </w:r>
+    </w:p>
+    <w:p>
+      <w:pPr>
+        <w:ind w:left="397"/>
+      </w:pPr>
+      <w:r>
+        <w:rPr>
+          <w:b w:val="0"/>
+          <w:sz w:val="20"/>
+        </w:rPr>
+        <w:t>Suggested reading order</w:t>
+      </w:r>
+    </w:p>
+    <w:p>
+      <w:pPr>
+        <w:ind w:left="397"/>
+      </w:pPr>
+      <w:r>
+        <w:rPr>
+          <w:b w:val="0"/>
+          <w:sz w:val="20"/>
+        </w:rPr>
+        <w:t>Working prompts 9, 11 and 15</w:t>
       </w:r>
     </w:p>
     <w:p>
@@ -632,7 +671,7 @@
         <w:pStyle w:val="ListBullet"/>
       </w:pPr>
       <w:r>
-        <w:t>Prompt 11 (debugging/fixing): TESTING-QA.md, MONITORING.md</w:t>
+        <w:t>Prompt 11 (authentication &amp; authorization): SECURITY.md, ARCHITECTURE.md, API.md</w:t>
       </w:r>
     </w:p>
     <w:p>
@@ -640,7 +679,7 @@
         <w:pStyle w:val="ListBullet"/>
       </w:pPr>
       <w:r>
-        <w:t>Prompt 15 (per-change review): CODE-REVIEW.md, SECURITY.md</w:t>
+        <w:t>Prompt 15 (debugging / root cause): TESTING-QA.md, MONITORING.md, AGENTS.md</w:t>
       </w:r>
     </w:p>
     <w:p>
